--- a/README.docx
+++ b/README.docx
@@ -1280,13 +1280,23 @@
                 <w:lang w:val="en-GB"/>
               </w:rPr>
             </w:pPr>
+            <w:proofErr w:type="spellStart"/>
             <w:r>
               <w:rPr>
                 <w:b/>
                 <w:bCs/>
                 <w:lang w:val="en-GB"/>
               </w:rPr>
-              <w:t>npm install</w:t>
+              <w:t>npm</w:t>
+            </w:r>
+            <w:proofErr w:type="spellEnd"/>
+            <w:r>
+              <w:rPr>
+                <w:b/>
+                <w:bCs/>
+                <w:lang w:val="en-GB"/>
+              </w:rPr>
+              <w:t xml:space="preserve"> install</w:t>
             </w:r>
           </w:p>
           <w:p>
@@ -1390,6 +1400,7 @@
         </w:rPr>
         <w:t xml:space="preserve">Click on the </w:t>
       </w:r>
+      <w:proofErr w:type="spellStart"/>
       <w:r>
         <w:rPr>
           <w:b/>
@@ -1398,6 +1409,7 @@
         </w:rPr>
         <w:t>config.env</w:t>
       </w:r>
+      <w:proofErr w:type="spellEnd"/>
       <w:r>
         <w:rPr>
           <w:lang w:val="en-GB"/>
@@ -1410,6 +1422,7 @@
         </w:rPr>
         <w:t xml:space="preserve"> in the VS Code sidebar and ensure the MONGO_URI is set to the appropriate connection string. If the </w:t>
       </w:r>
+      <w:proofErr w:type="spellStart"/>
       <w:r>
         <w:rPr>
           <w:b/>
@@ -1418,6 +1431,7 @@
         </w:rPr>
         <w:t>config.env</w:t>
       </w:r>
+      <w:proofErr w:type="spellEnd"/>
       <w:r>
         <w:rPr>
           <w:lang w:val="en-GB"/>
@@ -1444,7 +1458,27 @@
           <w:color w:val="EE0000"/>
           <w:lang w:val="en-GB"/>
         </w:rPr>
-        <w:t>create a new config.env file</w:t>
+        <w:t xml:space="preserve">create a new </w:t>
+      </w:r>
+      <w:proofErr w:type="spellStart"/>
+      <w:r>
+        <w:rPr>
+          <w:b/>
+          <w:bCs/>
+          <w:color w:val="EE0000"/>
+          <w:lang w:val="en-GB"/>
+        </w:rPr>
+        <w:t>config.env</w:t>
+      </w:r>
+      <w:proofErr w:type="spellEnd"/>
+      <w:r>
+        <w:rPr>
+          <w:b/>
+          <w:bCs/>
+          <w:color w:val="EE0000"/>
+          <w:lang w:val="en-GB"/>
+        </w:rPr>
+        <w:t xml:space="preserve"> file</w:t>
       </w:r>
       <w:r>
         <w:rPr>
@@ -1469,6 +1503,7 @@
           <w:lang w:val="en-GB"/>
         </w:rPr>
       </w:pPr>
+      <w:proofErr w:type="spellStart"/>
       <w:r>
         <w:rPr>
           <w:b/>
@@ -1477,6 +1512,7 @@
         </w:rPr>
         <w:t>config.env</w:t>
       </w:r>
+      <w:proofErr w:type="spellEnd"/>
     </w:p>
     <w:tbl>
       <w:tblPr>
@@ -1624,13 +1660,23 @@
                 <w:lang w:val="en-GB"/>
               </w:rPr>
             </w:pPr>
+            <w:proofErr w:type="spellStart"/>
             <w:r>
               <w:rPr>
                 <w:b/>
                 <w:bCs/>
                 <w:lang w:val="en-GB"/>
               </w:rPr>
-              <w:t>npm start</w:t>
+              <w:t>npm</w:t>
+            </w:r>
+            <w:proofErr w:type="spellEnd"/>
+            <w:r>
+              <w:rPr>
+                <w:b/>
+                <w:bCs/>
+                <w:lang w:val="en-GB"/>
+              </w:rPr>
+              <w:t xml:space="preserve"> start</w:t>
             </w:r>
           </w:p>
           <w:p>
@@ -2232,7 +2278,35 @@
         <w:rPr>
           <w:lang w:val="en-GB"/>
         </w:rPr>
-        <w:t xml:space="preserve"> Using AI to explain complex debugging hints and Mongoose-specific behaviors (like ObjectId referencing).</w:t>
+        <w:t xml:space="preserve"> Using AI to explain complex debugging hints and Mongoose-specific </w:t>
+      </w:r>
+      <w:proofErr w:type="spellStart"/>
+      <w:r>
+        <w:rPr>
+          <w:lang w:val="en-GB"/>
+        </w:rPr>
+        <w:t>behaviors</w:t>
+      </w:r>
+      <w:proofErr w:type="spellEnd"/>
+      <w:r>
+        <w:rPr>
+          <w:lang w:val="en-GB"/>
+        </w:rPr>
+        <w:t xml:space="preserve"> (like </w:t>
+      </w:r>
+      <w:proofErr w:type="spellStart"/>
+      <w:r>
+        <w:rPr>
+          <w:lang w:val="en-GB"/>
+        </w:rPr>
+        <w:t>ObjectId</w:t>
+      </w:r>
+      <w:proofErr w:type="spellEnd"/>
+      <w:r>
+        <w:rPr>
+          <w:lang w:val="en-GB"/>
+        </w:rPr>
+        <w:t xml:space="preserve"> referencing).</w:t>
       </w:r>
     </w:p>
     <w:p>
@@ -2310,7 +2384,21 @@
         <w:rPr>
           <w:lang w:val="en-GB"/>
         </w:rPr>
-        <w:t xml:space="preserve"> Confirm correct syntax using Buffer.from() to translate Base64 strings into binary data for the file system.</w:t>
+        <w:t xml:space="preserve"> Confirm correct syntax using </w:t>
+      </w:r>
+      <w:proofErr w:type="spellStart"/>
+      <w:r>
+        <w:rPr>
+          <w:lang w:val="en-GB"/>
+        </w:rPr>
+        <w:t>Buffer.from</w:t>
+      </w:r>
+      <w:proofErr w:type="spellEnd"/>
+      <w:r>
+        <w:rPr>
+          <w:lang w:val="en-GB"/>
+        </w:rPr>
+        <w:t>() to translate Base64 strings into binary data for the file system.</w:t>
       </w:r>
     </w:p>
     <w:p>
@@ -2406,7 +2494,21 @@
         <w:rPr>
           <w:lang w:val="en-GB"/>
         </w:rPr>
-        <w:t>during the debugging of Mongoose ObjectId references. All core implementation tasks, such as the backend endpoint logic and the relational database design, were developed independently.</w:t>
+        <w:t xml:space="preserve">during the debugging of Mongoose </w:t>
+      </w:r>
+      <w:proofErr w:type="spellStart"/>
+      <w:r>
+        <w:rPr>
+          <w:lang w:val="en-GB"/>
+        </w:rPr>
+        <w:t>ObjectId</w:t>
+      </w:r>
+      <w:proofErr w:type="spellEnd"/>
+      <w:r>
+        <w:rPr>
+          <w:lang w:val="en-GB"/>
+        </w:rPr>
+        <w:t xml:space="preserve"> references. All core implementation tasks, such as the backend endpoint logic and the relational database design, were developed independently.</w:t>
       </w:r>
     </w:p>
     <w:p/>
